--- a/docs/Guia_Utilizacao_Medicoes_DWG_MQ.docx
+++ b/docs/Guia_Utilizacao_Medicoes_DWG_MQ.docx
@@ -1229,6 +1229,33 @@
           <w:szCs w:val="22"/>
         </w:rPr>
         <w:t xml:space="preserve">Se o instalador abrir a página do Python ou do ODA, é porque esse programa não foi encontrado: instale-o e volte a executar o instalar.bat.</w:t>
+      </w:r>
+    </w:p>
+    <w:p>
+      <w:pPr>
+        <w:pBdr>
+          <w:left w:val="single" w:color="1F4E78" w:sz="18" w:space="6"/>
+        </w:pBdr>
+        <w:shd w:fill="E8F1FB" w:val="clear"/>
+        <w:spacing w:after="160" w:before="80"/>
+      </w:pPr>
+      <w:r>
+        <w:rPr>
+          <w:rFonts w:ascii="Calibri" w:cs="Calibri" w:eastAsia="Calibri" w:hAnsi="Calibri"/>
+          <w:b/>
+          <w:bCs/>
+          <w:sz w:val="22"/>
+          <w:szCs w:val="22"/>
+        </w:rPr>
+        <w:t xml:space="preserve">Dica: </w:t>
+      </w:r>
+      <w:r>
+        <w:rPr>
+          <w:rFonts w:ascii="Calibri" w:cs="Calibri" w:eastAsia="Calibri" w:hAnsi="Calibri"/>
+          <w:sz w:val="22"/>
+          <w:szCs w:val="22"/>
+        </w:rPr>
+        <w:t xml:space="preserve">Se executar o instalar.bat fora da pasta da aplicação (por exemplo, a partir das Transferências), ele descarrega a aplicação do GitHub para C:\Users\&lt;utilizador&gt;\Medicoes e continua a instalação a partir daí. Nesse caso, pode saltar o passo 2.2.</w:t>
       </w:r>
     </w:p>
     <w:p>
